--- a/templates/excelencia-2-tribunales.docx
+++ b/templates/excelencia-2-tribunales.docx
@@ -134,17 +134,10 @@
                     <w:rFonts w:ascii="Times New Roman" w:hAnsi="Times New Roman" w:cs="Times New Roman"/>
                     <w:b/>
                   </w:rPr>
-                  <w:t>POSTULANTE</w:t>
+                  <w:t>POSTULANTE:</w:t>
                 </w:r>
               </w:sdtContent>
             </w:sdt>
-            <w:r>
-              <w:rPr>
-                <w:rFonts w:ascii="Times New Roman" w:hAnsi="Times New Roman" w:cs="Times New Roman"/>
-                <w:b/>
-              </w:rPr>
-              <w:t>:</w:t>
-            </w:r>
           </w:p>
         </w:tc>
         <w:tc>
@@ -1339,17 +1332,7 @@
         <w:sz w:val="24"/>
         <w:szCs w:val="24"/>
       </w:rPr>
-      <w:t>3</w:t>
-    </w:r>
-    <w:r>
-      <w:rPr>
-        <w:rFonts w:ascii="Times New Roman" w:hAnsi="Times New Roman" w:cs="Times New Roman"/>
-        <w:b/>
-        <w:bCs/>
-        <w:sz w:val="24"/>
-        <w:szCs w:val="24"/>
-      </w:rPr>
-      <w:t>3</w:t>
+      <w:t>{{pagina}}</w:t>
     </w:r>
   </w:p>
   <w:p>
@@ -1478,7 +1461,7 @@
             <w:sz w:val="24"/>
             <w:szCs w:val="24"/>
           </w:rPr>
-          <w:t>9</w:t>
+          <w:t>{{libro}}</w:t>
         </w:r>
       </w:sdtContent>
     </w:sdt>
@@ -2405,6 +2388,7 @@
     <w:rsid w:val="00E408FB"/>
     <w:rsid w:val="00EF0AA3"/>
     <w:rsid w:val="00FC5273"/>
+    <w:rsid w:val="00FE38FC"/>
   </w:rsids>
   <m:mathPr>
     <m:mathFont m:val="Cambria Math"/>
